--- a/.public/MayTravel DOC.docx
+++ b/.public/MayTravel DOC.docx
@@ -647,9 +647,9 @@
       </w:pPr>
       <w:bookmarkStart w:id="0" w:name="_Toc27664"/>
       <w:bookmarkStart w:id="1" w:name="_Toc8270"/>
-      <w:bookmarkStart w:id="2" w:name="_Toc5189"/>
+      <w:bookmarkStart w:id="2" w:name="_Toc26816"/>
       <w:bookmarkStart w:id="3" w:name="_Toc20156"/>
-      <w:bookmarkStart w:id="4" w:name="_Toc26816"/>
+      <w:bookmarkStart w:id="4" w:name="_Toc5189"/>
       <w:r>
         <w:rPr>
           <w:rFonts w:hint="default" w:ascii="Arial" w:hAnsi="Arial" w:eastAsia="Arial" w:cs="Arial"/>
@@ -13460,6 +13460,12 @@
             <w:insideH w:val="single" w:color="auto" w:sz="4" w:space="0"/>
             <w:insideV w:val="single" w:color="auto" w:sz="4" w:space="0"/>
           </w:tblBorders>
+          <w:tblCellMar>
+            <w:top w:w="0" w:type="dxa"/>
+            <w:left w:w="108" w:type="dxa"/>
+            <w:bottom w:w="0" w:type="dxa"/>
+            <w:right w:w="108" w:type="dxa"/>
+          </w:tblCellMar>
         </w:tblPrEx>
         <w:tc>
           <w:tcPr>
@@ -14236,6 +14242,12 @@
             <w:insideH w:val="single" w:color="auto" w:sz="4" w:space="0"/>
             <w:insideV w:val="single" w:color="auto" w:sz="4" w:space="0"/>
           </w:tblBorders>
+          <w:tblCellMar>
+            <w:top w:w="0" w:type="dxa"/>
+            <w:left w:w="108" w:type="dxa"/>
+            <w:bottom w:w="0" w:type="dxa"/>
+            <w:right w:w="108" w:type="dxa"/>
+          </w:tblCellMar>
         </w:tblPrEx>
         <w:tc>
           <w:tcPr>
@@ -28556,6 +28568,7 @@
     <w:p>
       <w:pPr>
         <w:numPr>
+          <w:ilvl w:val="0"/>
           <w:numId w:val="0"/>
         </w:numPr>
         <w:ind w:leftChars="0"/>
@@ -28587,6 +28600,7 @@
     <w:p>
       <w:pPr>
         <w:numPr>
+          <w:ilvl w:val="0"/>
           <w:numId w:val="0"/>
         </w:numPr>
         <w:ind w:leftChars="0"/>
@@ -28601,7 +28615,6 @@
           <w:lang w:val="es-VE" w:eastAsia="en-US"/>
         </w:rPr>
       </w:pPr>
-      <w:bookmarkStart w:id="5" w:name="_GoBack"/>
       <w:r>
         <w:rPr>
           <w:rFonts w:hint="default"/>
@@ -28669,10 +28682,10 @@
         <w:fldChar w:fldCharType="end"/>
       </w:r>
     </w:p>
-    <w:bookmarkEnd w:id="5"/>
     <w:p>
       <w:pPr>
         <w:numPr>
+          <w:ilvl w:val="0"/>
           <w:numId w:val="0"/>
         </w:numPr>
         <w:ind w:leftChars="0"/>
@@ -28691,6 +28704,7 @@
     <w:p>
       <w:pPr>
         <w:numPr>
+          <w:ilvl w:val="0"/>
           <w:numId w:val="0"/>
         </w:numPr>
         <w:tabs>
@@ -28757,7 +28771,7 @@
           <w:szCs w:val="18"/>
           <w:lang w:val="en-US" w:eastAsia="en-US"/>
         </w:rPr>
-        <w:t>q:</w:t>
+        <w:t>name_startsWith:</w:t>
       </w:r>
       <w:r>
         <w:rPr>
@@ -28770,7 +28784,33 @@
           <w:szCs w:val="18"/>
           <w:lang w:val="en-US" w:eastAsia="en-US"/>
         </w:rPr>
-        <w:t xml:space="preserve"> Es el parámetro de búsqueda. Aquí pasarás lo que el usuario escriba en el input (ej. "Meri").</w:t>
+        <w:t xml:space="preserve"> Es el parámetro de búsqueda. Aquí </w:t>
+      </w:r>
+      <w:r>
+        <w:rPr>
+          <w:rFonts w:hint="default"/>
+          <w:b w:val="0"/>
+          <w:bCs w:val="0"/>
+          <w:i w:val="0"/>
+          <w:iCs w:val="0"/>
+          <w:sz w:val="22"/>
+          <w:szCs w:val="18"/>
+          <w:lang w:val="es-VE" w:eastAsia="en-US"/>
+        </w:rPr>
+        <w:t xml:space="preserve">pasa </w:t>
+      </w:r>
+      <w:r>
+        <w:rPr>
+          <w:rFonts w:hint="default"/>
+          <w:b w:val="0"/>
+          <w:bCs w:val="0"/>
+          <w:i w:val="0"/>
+          <w:iCs w:val="0"/>
+          <w:sz w:val="22"/>
+          <w:szCs w:val="18"/>
+          <w:lang w:val="en-US" w:eastAsia="en-US"/>
+        </w:rPr>
+        <w:t>lo que el usuario escriba en el input (ej. "Meri").</w:t>
       </w:r>
     </w:p>
     <w:p>
@@ -29054,6 +29094,7 @@
     <w:p>
       <w:pPr>
         <w:numPr>
+          <w:ilvl w:val="0"/>
           <w:numId w:val="0"/>
         </w:numPr>
         <w:tabs>
@@ -29076,6 +29117,7 @@
     <w:p>
       <w:pPr>
         <w:numPr>
+          <w:ilvl w:val="0"/>
           <w:numId w:val="0"/>
         </w:numPr>
         <w:tabs>
@@ -29098,6 +29140,7 @@
     <w:p>
       <w:pPr>
         <w:numPr>
+          <w:ilvl w:val="0"/>
           <w:numId w:val="0"/>
         </w:numPr>
         <w:tabs>
@@ -29120,6 +29163,7 @@
     <w:p>
       <w:pPr>
         <w:numPr>
+          <w:ilvl w:val="0"/>
           <w:numId w:val="0"/>
         </w:numPr>
         <w:tabs>
@@ -29138,10 +29182,51 @@
           <w:lang w:val="en-US" w:eastAsia="en-US"/>
         </w:rPr>
       </w:pPr>
+      <w:r>
+        <w:rPr>
+          <w:rFonts w:hint="default"/>
+          <w:b/>
+          <w:bCs/>
+          <w:i w:val="0"/>
+          <w:iCs w:val="0"/>
+          <w:sz w:val="22"/>
+          <w:szCs w:val="18"/>
+          <w:lang w:val="en-US" w:eastAsia="en-US"/>
+        </w:rPr>
+        <w:br w:type="textWrapping"/>
+      </w:r>
     </w:p>
     <w:p>
       <w:pPr>
+        <w:rPr>
+          <w:rFonts w:hint="default"/>
+          <w:b/>
+          <w:bCs/>
+          <w:i w:val="0"/>
+          <w:iCs w:val="0"/>
+          <w:sz w:val="22"/>
+          <w:szCs w:val="18"/>
+          <w:lang w:val="en-US" w:eastAsia="en-US"/>
+        </w:rPr>
+      </w:pPr>
+      <w:r>
+        <w:rPr>
+          <w:rFonts w:hint="default"/>
+          <w:b/>
+          <w:bCs/>
+          <w:i w:val="0"/>
+          <w:iCs w:val="0"/>
+          <w:sz w:val="22"/>
+          <w:szCs w:val="18"/>
+          <w:lang w:val="en-US" w:eastAsia="en-US"/>
+        </w:rPr>
+        <w:br w:type="page"/>
+      </w:r>
+    </w:p>
+    <w:p>
+      <w:pPr>
         <w:numPr>
+          <w:ilvl w:val="0"/>
           <w:numId w:val="0"/>
         </w:numPr>
         <w:tabs>
@@ -29157,13 +29242,27 @@
           <w:iCs w:val="0"/>
           <w:sz w:val="22"/>
           <w:szCs w:val="18"/>
-          <w:lang w:val="en-US" w:eastAsia="en-US"/>
-        </w:rPr>
-      </w:pPr>
+          <w:lang w:val="es-VE" w:eastAsia="en-US"/>
+        </w:rPr>
+      </w:pPr>
+      <w:r>
+        <w:rPr>
+          <w:rFonts w:hint="default"/>
+          <w:b/>
+          <w:bCs/>
+          <w:i w:val="0"/>
+          <w:iCs w:val="0"/>
+          <w:sz w:val="22"/>
+          <w:szCs w:val="18"/>
+          <w:lang w:val="es-VE" w:eastAsia="en-US"/>
+        </w:rPr>
+        <w:t>Arquitectura de Mapas integrada al front-end.</w:t>
+      </w:r>
     </w:p>
     <w:p>
       <w:pPr>
         <w:numPr>
+          <w:ilvl w:val="0"/>
           <w:numId w:val="0"/>
         </w:numPr>
         <w:tabs>
@@ -29173,19 +29272,74 @@
         <w:jc w:val="both"/>
         <w:rPr>
           <w:rFonts w:hint="default"/>
-          <w:b/>
-          <w:bCs/>
+          <w:b w:val="0"/>
+          <w:bCs w:val="0"/>
           <w:i w:val="0"/>
           <w:iCs w:val="0"/>
           <w:sz w:val="22"/>
           <w:szCs w:val="18"/>
-          <w:lang w:val="en-US" w:eastAsia="en-US"/>
-        </w:rPr>
-      </w:pPr>
+          <w:lang w:val="es-VE" w:eastAsia="en-US"/>
+        </w:rPr>
+      </w:pPr>
+      <w:r>
+        <w:rPr>
+          <w:rFonts w:hint="default"/>
+          <w:b w:val="0"/>
+          <w:bCs w:val="0"/>
+          <w:i w:val="0"/>
+          <w:iCs w:val="0"/>
+          <w:sz w:val="22"/>
+          <w:szCs w:val="18"/>
+          <w:lang w:val="es-VE" w:eastAsia="en-US"/>
+        </w:rPr>
+        <w:t xml:space="preserve">Para el diseño e implementación de esta parte se usaron dos cosas. </w:t>
+      </w:r>
+      <w:r>
+        <w:rPr>
+          <w:rFonts w:hint="default"/>
+          <w:b w:val="0"/>
+          <w:bCs w:val="0"/>
+          <w:i w:val="0"/>
+          <w:iCs w:val="0"/>
+          <w:sz w:val="22"/>
+          <w:szCs w:val="18"/>
+          <w:lang w:val="es-VE" w:eastAsia="en-US"/>
+        </w:rPr>
+        <w:br w:type="textWrapping"/>
+      </w:r>
+      <w:r>
+        <w:rPr>
+          <w:rFonts w:hint="default"/>
+          <w:b w:val="0"/>
+          <w:bCs w:val="0"/>
+          <w:i w:val="0"/>
+          <w:iCs w:val="0"/>
+          <w:sz w:val="22"/>
+          <w:szCs w:val="18"/>
+          <w:lang w:val="es-VE" w:eastAsia="en-US"/>
+        </w:rPr>
+        <w:t>El proveedor de Mapas (OpenStreetMap): es como la base de datos de imagenes de satelite y calles. Alternativa opens</w:t>
+      </w:r>
+      <w:bookmarkStart w:id="5" w:name="_GoBack"/>
+      <w:bookmarkEnd w:id="5"/>
+      <w:r>
+        <w:rPr>
+          <w:rFonts w:hint="default"/>
+          <w:b w:val="0"/>
+          <w:bCs w:val="0"/>
+          <w:i w:val="0"/>
+          <w:iCs w:val="0"/>
+          <w:sz w:val="22"/>
+          <w:szCs w:val="18"/>
+          <w:lang w:val="es-VE" w:eastAsia="en-US"/>
+        </w:rPr>
+        <w:t xml:space="preserve">ource y gratis a google maps. </w:t>
+      </w:r>
     </w:p>
     <w:p>
       <w:pPr>
         <w:numPr>
+          <w:ilvl w:val="0"/>
           <w:numId w:val="0"/>
         </w:numPr>
         <w:tabs>
@@ -29195,8 +29349,8 @@
         <w:jc w:val="both"/>
         <w:rPr>
           <w:rFonts w:hint="default"/>
-          <w:b/>
-          <w:bCs/>
+          <w:b w:val="0"/>
+          <w:bCs w:val="0"/>
           <w:i w:val="0"/>
           <w:iCs w:val="0"/>
           <w:sz w:val="22"/>
@@ -29204,10 +29358,24 @@
           <w:lang w:val="en-US" w:eastAsia="en-US"/>
         </w:rPr>
       </w:pPr>
+      <w:r>
+        <w:rPr>
+          <w:rFonts w:hint="default"/>
+          <w:b w:val="0"/>
+          <w:bCs w:val="0"/>
+          <w:i w:val="0"/>
+          <w:iCs w:val="0"/>
+          <w:sz w:val="22"/>
+          <w:szCs w:val="18"/>
+          <w:lang w:val="es-VE" w:eastAsia="en-US"/>
+        </w:rPr>
+        <w:t xml:space="preserve">La libreria de visualización (Leaflet): Es el motor en JS que permite mostrar el mapa, poner marcadores, hacer zoom y moverte. </w:t>
+      </w:r>
     </w:p>
     <w:p>
       <w:pPr>
         <w:numPr>
+          <w:ilvl w:val="0"/>
           <w:numId w:val="0"/>
         </w:numPr>
         <w:tabs>
@@ -29223,13 +29391,14 @@
           <w:iCs w:val="0"/>
           <w:sz w:val="22"/>
           <w:szCs w:val="18"/>
-          <w:lang w:val="en-US" w:eastAsia="en-US"/>
+          <w:lang w:val="es-VE" w:eastAsia="en-US"/>
         </w:rPr>
       </w:pPr>
     </w:p>
     <w:p>
       <w:pPr>
         <w:numPr>
+          <w:ilvl w:val="0"/>
           <w:numId w:val="0"/>
         </w:numPr>
         <w:tabs>
@@ -29252,6 +29421,7 @@
     <w:p>
       <w:pPr>
         <w:numPr>
+          <w:ilvl w:val="0"/>
           <w:numId w:val="0"/>
         </w:numPr>
         <w:tabs>
@@ -29274,6 +29444,7 @@
     <w:p>
       <w:pPr>
         <w:numPr>
+          <w:ilvl w:val="0"/>
           <w:numId w:val="0"/>
         </w:numPr>
         <w:tabs>
@@ -29296,6 +29467,7 @@
     <w:p>
       <w:pPr>
         <w:numPr>
+          <w:ilvl w:val="0"/>
           <w:numId w:val="0"/>
         </w:numPr>
         <w:tabs>
@@ -29318,6 +29490,7 @@
     <w:p>
       <w:pPr>
         <w:numPr>
+          <w:ilvl w:val="0"/>
           <w:numId w:val="0"/>
         </w:numPr>
         <w:tabs>
@@ -29340,6 +29513,7 @@
     <w:p>
       <w:pPr>
         <w:numPr>
+          <w:ilvl w:val="0"/>
           <w:numId w:val="0"/>
         </w:numPr>
         <w:tabs>
@@ -29362,6 +29536,99 @@
     <w:p>
       <w:pPr>
         <w:numPr>
+          <w:ilvl w:val="0"/>
+          <w:numId w:val="0"/>
+        </w:numPr>
+        <w:tabs>
+          <w:tab w:val="left" w:pos="312"/>
+        </w:tabs>
+        <w:spacing w:line="360" w:lineRule="auto"/>
+        <w:jc w:val="both"/>
+        <w:rPr>
+          <w:rFonts w:hint="default"/>
+          <w:b/>
+          <w:bCs/>
+          <w:i w:val="0"/>
+          <w:iCs w:val="0"/>
+          <w:sz w:val="22"/>
+          <w:szCs w:val="18"/>
+          <w:lang w:val="en-US" w:eastAsia="en-US"/>
+        </w:rPr>
+      </w:pPr>
+    </w:p>
+    <w:p>
+      <w:pPr>
+        <w:numPr>
+          <w:ilvl w:val="0"/>
+          <w:numId w:val="0"/>
+        </w:numPr>
+        <w:tabs>
+          <w:tab w:val="left" w:pos="312"/>
+        </w:tabs>
+        <w:spacing w:line="360" w:lineRule="auto"/>
+        <w:jc w:val="both"/>
+        <w:rPr>
+          <w:rFonts w:hint="default"/>
+          <w:b/>
+          <w:bCs/>
+          <w:i w:val="0"/>
+          <w:iCs w:val="0"/>
+          <w:sz w:val="22"/>
+          <w:szCs w:val="18"/>
+          <w:lang w:val="en-US" w:eastAsia="en-US"/>
+        </w:rPr>
+      </w:pPr>
+    </w:p>
+    <w:p>
+      <w:pPr>
+        <w:numPr>
+          <w:ilvl w:val="0"/>
+          <w:numId w:val="0"/>
+        </w:numPr>
+        <w:tabs>
+          <w:tab w:val="left" w:pos="312"/>
+        </w:tabs>
+        <w:spacing w:line="360" w:lineRule="auto"/>
+        <w:jc w:val="both"/>
+        <w:rPr>
+          <w:rFonts w:hint="default"/>
+          <w:b/>
+          <w:bCs/>
+          <w:i w:val="0"/>
+          <w:iCs w:val="0"/>
+          <w:sz w:val="22"/>
+          <w:szCs w:val="18"/>
+          <w:lang w:val="en-US" w:eastAsia="en-US"/>
+        </w:rPr>
+      </w:pPr>
+    </w:p>
+    <w:p>
+      <w:pPr>
+        <w:numPr>
+          <w:ilvl w:val="0"/>
+          <w:numId w:val="0"/>
+        </w:numPr>
+        <w:tabs>
+          <w:tab w:val="left" w:pos="312"/>
+        </w:tabs>
+        <w:spacing w:line="360" w:lineRule="auto"/>
+        <w:jc w:val="both"/>
+        <w:rPr>
+          <w:rFonts w:hint="default"/>
+          <w:b/>
+          <w:bCs/>
+          <w:i w:val="0"/>
+          <w:iCs w:val="0"/>
+          <w:sz w:val="22"/>
+          <w:szCs w:val="18"/>
+          <w:lang w:val="en-US" w:eastAsia="en-US"/>
+        </w:rPr>
+      </w:pPr>
+    </w:p>
+    <w:p>
+      <w:pPr>
+        <w:numPr>
+          <w:ilvl w:val="0"/>
           <w:numId w:val="0"/>
         </w:numPr>
         <w:tabs>
